--- a/artifacts/bids/2026-02-13/zayavka_2026-02-13.docx
+++ b/artifacts/bids/2026-02-13/zayavka_2026-02-13.docx
@@ -254,7 +254,7 @@
               <w:jc w:val="right"/>
             </w:pPr>
             <w:r>
-              <w:t>0,432</w:t>
+              <w:t>0,434</w:t>
             </w:r>
           </w:p>
         </w:tc>
@@ -302,7 +302,7 @@
               <w:jc w:val="right"/>
             </w:pPr>
             <w:r>
-              <w:t>0,290</w:t>
+              <w:t>0,288</w:t>
             </w:r>
           </w:p>
         </w:tc>
@@ -325,7 +325,7 @@
               <w:jc w:val="right"/>
             </w:pPr>
             <w:r>
-              <w:t>0,064</w:t>
+              <w:t>0,065</w:t>
             </w:r>
           </w:p>
         </w:tc>
@@ -350,7 +350,7 @@
               <w:jc w:val="right"/>
             </w:pPr>
             <w:r>
-              <w:t>0,117</w:t>
+              <w:t>0,115</w:t>
             </w:r>
           </w:p>
         </w:tc>
@@ -373,7 +373,7 @@
               <w:jc w:val="right"/>
             </w:pPr>
             <w:r>
-              <w:t>0,091</w:t>
+              <w:t>0,097</w:t>
             </w:r>
           </w:p>
         </w:tc>
@@ -421,7 +421,7 @@
               <w:jc w:val="right"/>
             </w:pPr>
             <w:r>
-              <w:t>0,100</w:t>
+              <w:t>0,098</w:t>
             </w:r>
           </w:p>
         </w:tc>
@@ -494,7 +494,7 @@
               <w:jc w:val="right"/>
             </w:pPr>
             <w:r>
-              <w:t>0,107</w:t>
+              <w:t>0,105</w:t>
             </w:r>
           </w:p>
         </w:tc>
@@ -517,7 +517,7 @@
               <w:jc w:val="right"/>
             </w:pPr>
             <w:r>
-              <w:t>0,126</w:t>
+              <w:t>0,132</w:t>
             </w:r>
           </w:p>
         </w:tc>
@@ -542,7 +542,7 @@
               <w:jc w:val="right"/>
             </w:pPr>
             <w:r>
-              <w:t>0,119</w:t>
+              <w:t>0,124</w:t>
             </w:r>
           </w:p>
         </w:tc>
@@ -565,7 +565,7 @@
               <w:jc w:val="right"/>
             </w:pPr>
             <w:r>
-              <w:t>0,175</w:t>
+              <w:t>0,180</w:t>
             </w:r>
           </w:p>
         </w:tc>
@@ -590,7 +590,7 @@
               <w:jc w:val="right"/>
             </w:pPr>
             <w:r>
-              <w:t>0,145</w:t>
+              <w:t>0,143</w:t>
             </w:r>
           </w:p>
         </w:tc>
@@ -638,7 +638,7 @@
               <w:jc w:val="right"/>
             </w:pPr>
             <w:r>
-              <w:t>0,123</w:t>
+              <w:t>0,124</w:t>
             </w:r>
           </w:p>
         </w:tc>
@@ -661,7 +661,7 @@
               <w:jc w:val="right"/>
             </w:pPr>
             <w:r>
-              <w:t>0,591</w:t>
+              <w:t>0,604</w:t>
             </w:r>
           </w:p>
         </w:tc>
@@ -709,7 +709,7 @@
               <w:jc w:val="right"/>
             </w:pPr>
             <w:r>
-              <w:t>0,920</w:t>
+              <w:t>0,963</w:t>
             </w:r>
           </w:p>
         </w:tc>
@@ -734,7 +734,7 @@
               <w:jc w:val="right"/>
             </w:pPr>
             <w:r>
-              <w:t>0,097</w:t>
+              <w:t>0,098</w:t>
             </w:r>
           </w:p>
         </w:tc>
@@ -757,7 +757,7 @@
               <w:jc w:val="right"/>
             </w:pPr>
             <w:r>
-              <w:t>1,794</w:t>
+              <w:t>1,825</w:t>
             </w:r>
           </w:p>
         </w:tc>
@@ -782,7 +782,7 @@
               <w:jc w:val="right"/>
             </w:pPr>
             <w:r>
-              <w:t>0,123</w:t>
+              <w:t>0,126</w:t>
             </w:r>
           </w:p>
         </w:tc>
@@ -805,7 +805,7 @@
               <w:jc w:val="right"/>
             </w:pPr>
             <w:r>
-              <w:t>2,335</w:t>
+              <w:t>2,346</w:t>
             </w:r>
           </w:p>
         </w:tc>
@@ -821,7 +821,7 @@
         <w:rPr>
           <w:b/>
         </w:rPr>
-        <w:t>Итого за сутки: 8,483 МВт·ч.</w:t>
+        <w:t>Итого за сутки: 8,601 МВт·ч.</w:t>
       </w:r>
     </w:p>
     <w:p>
@@ -834,7 +834,7 @@
     </w:p>
     <w:p>
       <w:r>
-        <w:t>Прогноз 449b7915f49e, сформирован 12.02.2026 05:00 (Астана); модель windcast-0.1.0-cascade+direct; погода: Open-Meteo Previous Runs: ECMWF IFS, ECMWF AIFS, ICON, GFS, UKMO, GEM, CMA, выпуск 2026-02-11 18:00:00 UTC.</w:t>
+        <w:t>Прогноз b873fbfc7d0b, сформирован 12.02.2026 05:00 (Астана); модель windcast-0.1.0-cascade+direct; погода: Open-Meteo Previous Runs: ECMWF IFS, ECMWF AIFS, ICON, GFS, UKMO, GEM, CMA, выпуск 2026-02-11 18:00:00 UTC.</w:t>
       </w:r>
     </w:p>
     <w:tbl>
@@ -950,7 +950,7 @@
           </w:tcPr>
           <w:p>
             <w:r>
-              <w:t>0,432</w:t>
+              <w:t>0,434</w:t>
             </w:r>
           </w:p>
         </w:tc>
@@ -960,7 +960,7 @@
           </w:tcPr>
           <w:p>
             <w:r>
-              <w:t>2,513</w:t>
+              <w:t>2,532</w:t>
             </w:r>
           </w:p>
         </w:tc>
@@ -1012,7 +1012,7 @@
           </w:tcPr>
           <w:p>
             <w:r>
-              <w:t>0,290</w:t>
+              <w:t>0,288</w:t>
             </w:r>
           </w:p>
         </w:tc>
@@ -1022,7 +1022,7 @@
           </w:tcPr>
           <w:p>
             <w:r>
-              <w:t>2,220</w:t>
+              <w:t>2,197</w:t>
             </w:r>
           </w:p>
         </w:tc>
@@ -1064,7 +1064,7 @@
           </w:tcPr>
           <w:p>
             <w:r>
-              <w:t>0,008</w:t>
+              <w:t>0,009</w:t>
             </w:r>
           </w:p>
         </w:tc>
@@ -1074,7 +1074,7 @@
           </w:tcPr>
           <w:p>
             <w:r>
-              <w:t>0,117</w:t>
+              <w:t>0,115</w:t>
             </w:r>
           </w:p>
         </w:tc>
@@ -1084,7 +1084,7 @@
           </w:tcPr>
           <w:p>
             <w:r>
-              <w:t>1,547</w:t>
+              <w:t>1,550</w:t>
             </w:r>
           </w:p>
         </w:tc>
@@ -1146,7 +1146,7 @@
           </w:tcPr>
           <w:p>
             <w:r>
-              <w:t>1,035</w:t>
+              <w:t>1,089</w:t>
             </w:r>
           </w:p>
         </w:tc>
@@ -1156,7 +1156,7 @@
           </w:tcPr>
           <w:p>
             <w:r>
-              <w:t>2.8 ❄</w:t>
+              <w:t>2.7 ❄</w:t>
             </w:r>
           </w:p>
         </w:tc>
@@ -1208,7 +1208,7 @@
           </w:tcPr>
           <w:p>
             <w:r>
-              <w:t>0,645</w:t>
+              <w:t>0,659</w:t>
             </w:r>
           </w:p>
         </w:tc>
@@ -1260,7 +1260,7 @@
           </w:tcPr>
           <w:p>
             <w:r>
-              <w:t>0,107</w:t>
+              <w:t>0,105</w:t>
             </w:r>
           </w:p>
         </w:tc>
@@ -1270,7 +1270,7 @@
           </w:tcPr>
           <w:p>
             <w:r>
-              <w:t>0,413</w:t>
+              <w:t>0,406</w:t>
             </w:r>
           </w:p>
         </w:tc>
@@ -1312,7 +1312,7 @@
           </w:tcPr>
           <w:p>
             <w:r>
-              <w:t>0,006</w:t>
+              <w:t>0,007</w:t>
             </w:r>
           </w:p>
         </w:tc>
@@ -1322,7 +1322,7 @@
           </w:tcPr>
           <w:p>
             <w:r>
-              <w:t>0,119</w:t>
+              <w:t>0,124</w:t>
             </w:r>
           </w:p>
         </w:tc>
@@ -1332,7 +1332,7 @@
           </w:tcPr>
           <w:p>
             <w:r>
-              <w:t>0,469</w:t>
+              <w:t>0,468</w:t>
             </w:r>
           </w:p>
         </w:tc>
@@ -1384,7 +1384,7 @@
           </w:tcPr>
           <w:p>
             <w:r>
-              <w:t>0,145</w:t>
+              <w:t>0,143</w:t>
             </w:r>
           </w:p>
         </w:tc>
@@ -1394,7 +1394,7 @@
           </w:tcPr>
           <w:p>
             <w:r>
-              <w:t>0,436</w:t>
+              <w:t>0,421</w:t>
             </w:r>
           </w:p>
         </w:tc>
@@ -1446,7 +1446,7 @@
           </w:tcPr>
           <w:p>
             <w:r>
-              <w:t>0,123</w:t>
+              <w:t>0,124</w:t>
             </w:r>
           </w:p>
         </w:tc>
@@ -1456,7 +1456,7 @@
           </w:tcPr>
           <w:p>
             <w:r>
-              <w:t>0,426</w:t>
+              <w:t>0,398</w:t>
             </w:r>
           </w:p>
         </w:tc>
@@ -1518,7 +1518,7 @@
           </w:tcPr>
           <w:p>
             <w:r>
-              <w:t>0,511</w:t>
+              <w:t>0,486</w:t>
             </w:r>
           </w:p>
         </w:tc>
@@ -1570,7 +1570,7 @@
           </w:tcPr>
           <w:p>
             <w:r>
-              <w:t>0,097</w:t>
+              <w:t>0,098</w:t>
             </w:r>
           </w:p>
         </w:tc>
@@ -1580,7 +1580,7 @@
           </w:tcPr>
           <w:p>
             <w:r>
-              <w:t>0,487</w:t>
+              <w:t>0,510</w:t>
             </w:r>
           </w:p>
         </w:tc>
@@ -1622,7 +1622,7 @@
           </w:tcPr>
           <w:p>
             <w:r>
-              <w:t>0,008</w:t>
+              <w:t>0,010</w:t>
             </w:r>
           </w:p>
         </w:tc>
@@ -1632,7 +1632,7 @@
           </w:tcPr>
           <w:p>
             <w:r>
-              <w:t>0,123</w:t>
+              <w:t>0,126</w:t>
             </w:r>
           </w:p>
         </w:tc>
@@ -1642,7 +1642,7 @@
           </w:tcPr>
           <w:p>
             <w:r>
-              <w:t>0,722</w:t>
+              <w:t>0,684</w:t>
             </w:r>
           </w:p>
         </w:tc>
@@ -1652,7 +1652,7 @@
           </w:tcPr>
           <w:p>
             <w:r>
-              <w:t>2.4 ❄</w:t>
+              <w:t>2.5 ❄</w:t>
             </w:r>
           </w:p>
         </w:tc>
@@ -1704,7 +1704,7 @@
           </w:tcPr>
           <w:p>
             <w:r>
-              <w:t>0,624</w:t>
+              <w:t>0,636</w:t>
             </w:r>
           </w:p>
         </w:tc>
@@ -1756,7 +1756,7 @@
           </w:tcPr>
           <w:p>
             <w:r>
-              <w:t>0,064</w:t>
+              <w:t>0,065</w:t>
             </w:r>
           </w:p>
         </w:tc>
@@ -1766,7 +1766,7 @@
           </w:tcPr>
           <w:p>
             <w:r>
-              <w:t>0,665</w:t>
+              <w:t>0,693</w:t>
             </w:r>
           </w:p>
         </w:tc>
@@ -1776,7 +1776,7 @@
           </w:tcPr>
           <w:p>
             <w:r>
-              <w:t>2.7</w:t>
+              <w:t>2.8</w:t>
             </w:r>
           </w:p>
         </w:tc>
@@ -1818,7 +1818,7 @@
           </w:tcPr>
           <w:p>
             <w:r>
-              <w:t>0,091</w:t>
+              <w:t>0,097</w:t>
             </w:r>
           </w:p>
         </w:tc>
@@ -1828,7 +1828,7 @@
           </w:tcPr>
           <w:p>
             <w:r>
-              <w:t>0,765</w:t>
+              <w:t>0,783</w:t>
             </w:r>
           </w:p>
         </w:tc>
@@ -1838,7 +1838,7 @@
           </w:tcPr>
           <w:p>
             <w:r>
-              <w:t>3.1</w:t>
+              <w:t>3.2</w:t>
             </w:r>
           </w:p>
         </w:tc>
@@ -1880,7 +1880,7 @@
           </w:tcPr>
           <w:p>
             <w:r>
-              <w:t>0,100</w:t>
+              <w:t>0,098</w:t>
             </w:r>
           </w:p>
         </w:tc>
@@ -1890,7 +1890,7 @@
           </w:tcPr>
           <w:p>
             <w:r>
-              <w:t>0,674</w:t>
+              <w:t>0,668</w:t>
             </w:r>
           </w:p>
         </w:tc>
@@ -1952,7 +1952,7 @@
           </w:tcPr>
           <w:p>
             <w:r>
-              <w:t>0,737</w:t>
+              <w:t>0,755</w:t>
             </w:r>
           </w:p>
         </w:tc>
@@ -1994,7 +1994,7 @@
           </w:tcPr>
           <w:p>
             <w:r>
-              <w:t>0,004</w:t>
+              <w:t>0,006</w:t>
             </w:r>
           </w:p>
         </w:tc>
@@ -2004,7 +2004,7 @@
           </w:tcPr>
           <w:p>
             <w:r>
-              <w:t>0,126</w:t>
+              <w:t>0,132</w:t>
             </w:r>
           </w:p>
         </w:tc>
@@ -2014,7 +2014,7 @@
           </w:tcPr>
           <w:p>
             <w:r>
-              <w:t>0,817</w:t>
+              <w:t>0,883</w:t>
             </w:r>
           </w:p>
         </w:tc>
@@ -2024,7 +2024,7 @@
           </w:tcPr>
           <w:p>
             <w:r>
-              <w:t>3.4</w:t>
+              <w:t>3.5</w:t>
             </w:r>
           </w:p>
         </w:tc>
@@ -2056,7 +2056,7 @@
           </w:tcPr>
           <w:p>
             <w:r>
-              <w:t>0,003</w:t>
+              <w:t>0,004</w:t>
             </w:r>
           </w:p>
         </w:tc>
@@ -2066,7 +2066,7 @@
           </w:tcPr>
           <w:p>
             <w:r>
-              <w:t>0,175</w:t>
+              <w:t>0,180</w:t>
             </w:r>
           </w:p>
         </w:tc>
@@ -2076,7 +2076,7 @@
           </w:tcPr>
           <w:p>
             <w:r>
-              <w:t>1,076</w:t>
+              <w:t>1,105</w:t>
             </w:r>
           </w:p>
         </w:tc>
@@ -2118,7 +2118,7 @@
           </w:tcPr>
           <w:p>
             <w:r>
-              <w:t>0,008</w:t>
+              <w:t>0,006</w:t>
             </w:r>
           </w:p>
         </w:tc>
@@ -2138,7 +2138,7 @@
           </w:tcPr>
           <w:p>
             <w:r>
-              <w:t>1,735</w:t>
+              <w:t>1,713</w:t>
             </w:r>
           </w:p>
         </w:tc>
@@ -2190,7 +2190,7 @@
           </w:tcPr>
           <w:p>
             <w:r>
-              <w:t>0,591</w:t>
+              <w:t>0,604</w:t>
             </w:r>
           </w:p>
         </w:tc>
@@ -2200,7 +2200,7 @@
           </w:tcPr>
           <w:p>
             <w:r>
-              <w:t>2,545</w:t>
+              <w:t>2,575</w:t>
             </w:r>
           </w:p>
         </w:tc>
@@ -2210,7 +2210,7 @@
           </w:tcPr>
           <w:p>
             <w:r>
-              <w:t>5.1 ❄</w:t>
+              <w:t>5.2 ❄</w:t>
             </w:r>
           </w:p>
         </w:tc>
@@ -2252,7 +2252,7 @@
           </w:tcPr>
           <w:p>
             <w:r>
-              <w:t>0,920</w:t>
+              <w:t>0,963</w:t>
             </w:r>
           </w:p>
         </w:tc>
@@ -2262,7 +2262,7 @@
           </w:tcPr>
           <w:p>
             <w:r>
-              <w:t>3,362</w:t>
+              <w:t>3,359</w:t>
             </w:r>
           </w:p>
         </w:tc>
@@ -2272,7 +2272,7 @@
           </w:tcPr>
           <w:p>
             <w:r>
-              <w:t>6.2 ❄</w:t>
+              <w:t>6.3 ❄</w:t>
             </w:r>
           </w:p>
         </w:tc>
@@ -2304,7 +2304,7 @@
           </w:tcPr>
           <w:p>
             <w:r>
-              <w:t>0,103</w:t>
+              <w:t>0,117</w:t>
             </w:r>
           </w:p>
         </w:tc>
@@ -2314,7 +2314,7 @@
           </w:tcPr>
           <w:p>
             <w:r>
-              <w:t>1,794</w:t>
+              <w:t>1,825</w:t>
             </w:r>
           </w:p>
         </w:tc>
@@ -2324,7 +2324,7 @@
           </w:tcPr>
           <w:p>
             <w:r>
-              <w:t>4,039</w:t>
+              <w:t>3,999</w:t>
             </w:r>
           </w:p>
         </w:tc>
@@ -2334,7 +2334,7 @@
           </w:tcPr>
           <w:p>
             <w:r>
-              <w:t>7.2 ❄</w:t>
+              <w:t>7.1 ❄</w:t>
             </w:r>
           </w:p>
         </w:tc>
@@ -2366,7 +2366,7 @@
           </w:tcPr>
           <w:p>
             <w:r>
-              <w:t>0,451</w:t>
+              <w:t>0,421</w:t>
             </w:r>
           </w:p>
         </w:tc>
@@ -2376,7 +2376,7 @@
           </w:tcPr>
           <w:p>
             <w:r>
-              <w:t>2,335</w:t>
+              <w:t>2,346</w:t>
             </w:r>
           </w:p>
         </w:tc>
@@ -2386,7 +2386,7 @@
           </w:tcPr>
           <w:p>
             <w:r>
-              <w:t>4,572</w:t>
+              <w:t>4,574</w:t>
             </w:r>
           </w:p>
         </w:tc>
@@ -2568,7 +2568,7 @@
           </w:tcPr>
           <w:p>
             <w:r>
-              <w:t>1,382</w:t>
+              <w:t>1,372</w:t>
             </w:r>
           </w:p>
         </w:tc>
@@ -2578,7 +2578,7 @@
           </w:tcPr>
           <w:p>
             <w:r>
-              <w:t>0,591 → 1,973</w:t>
+              <w:t>0,604 → 1,976</w:t>
             </w:r>
           </w:p>
         </w:tc>
@@ -2630,7 +2630,7 @@
           </w:tcPr>
           <w:p>
             <w:r>
-              <w:t>1,630</w:t>
+              <w:t>1,567</w:t>
             </w:r>
           </w:p>
         </w:tc>
@@ -2640,7 +2640,7 @@
           </w:tcPr>
           <w:p>
             <w:r>
-              <w:t>0,920 → 2,550</w:t>
+              <w:t>0,963 → 2,530</w:t>
             </w:r>
           </w:p>
         </w:tc>
@@ -2692,7 +2692,7 @@
           </w:tcPr>
           <w:p>
             <w:r>
-              <w:t>1,198</w:t>
+              <w:t>1,175</w:t>
             </w:r>
           </w:p>
         </w:tc>
@@ -2702,7 +2702,7 @@
           </w:tcPr>
           <w:p>
             <w:r>
-              <w:t>1,794 → 2,992</w:t>
+              <w:t>1,825 → 3,000</w:t>
             </w:r>
           </w:p>
         </w:tc>
@@ -2754,7 +2754,7 @@
           </w:tcPr>
           <w:p>
             <w:r>
-              <w:t>0,830</w:t>
+              <w:t>0,798</w:t>
             </w:r>
           </w:p>
         </w:tc>
@@ -2764,7 +2764,7 @@
           </w:tcPr>
           <w:p>
             <w:r>
-              <w:t>2,335 → 3,165</w:t>
+              <w:t>2,346 → 3,144</w:t>
             </w:r>
           </w:p>
         </w:tc>

--- a/artifacts/bids/2026-02-13/zayavka_2026-02-13.docx
+++ b/artifacts/bids/2026-02-13/zayavka_2026-02-13.docx
@@ -254,7 +254,7 @@
               <w:jc w:val="right"/>
             </w:pPr>
             <w:r>
-              <w:t>0,434</w:t>
+              <w:t>0,315</w:t>
             </w:r>
           </w:p>
         </w:tc>
@@ -277,7 +277,7 @@
               <w:jc w:val="right"/>
             </w:pPr>
             <w:r>
-              <w:t>0,078</w:t>
+              <w:t>0,088</w:t>
             </w:r>
           </w:p>
         </w:tc>
@@ -302,7 +302,7 @@
               <w:jc w:val="right"/>
             </w:pPr>
             <w:r>
-              <w:t>0,288</w:t>
+              <w:t>0,205</w:t>
             </w:r>
           </w:p>
         </w:tc>
@@ -325,7 +325,7 @@
               <w:jc w:val="right"/>
             </w:pPr>
             <w:r>
-              <w:t>0,065</w:t>
+              <w:t>0,066</w:t>
             </w:r>
           </w:p>
         </w:tc>
@@ -373,7 +373,7 @@
               <w:jc w:val="right"/>
             </w:pPr>
             <w:r>
-              <w:t>0,097</w:t>
+              <w:t>0,107</w:t>
             </w:r>
           </w:p>
         </w:tc>
@@ -398,7 +398,7 @@
               <w:jc w:val="right"/>
             </w:pPr>
             <w:r>
-              <w:t>0,069</w:t>
+              <w:t>0,049</w:t>
             </w:r>
           </w:p>
         </w:tc>
@@ -421,7 +421,7 @@
               <w:jc w:val="right"/>
             </w:pPr>
             <w:r>
-              <w:t>0,098</w:t>
+              <w:t>0,105</w:t>
             </w:r>
           </w:p>
         </w:tc>
@@ -446,7 +446,7 @@
               <w:jc w:val="right"/>
             </w:pPr>
             <w:r>
-              <w:t>0,064</w:t>
+              <w:t>0,046</w:t>
             </w:r>
           </w:p>
         </w:tc>
@@ -469,7 +469,7 @@
               <w:jc w:val="right"/>
             </w:pPr>
             <w:r>
-              <w:t>0,112</w:t>
+              <w:t>0,120</w:t>
             </w:r>
           </w:p>
         </w:tc>
@@ -494,7 +494,7 @@
               <w:jc w:val="right"/>
             </w:pPr>
             <w:r>
-              <w:t>0,105</w:t>
+              <w:t>0,096</w:t>
             </w:r>
           </w:p>
         </w:tc>
@@ -517,7 +517,7 @@
               <w:jc w:val="right"/>
             </w:pPr>
             <w:r>
-              <w:t>0,132</w:t>
+              <w:t>0,143</w:t>
             </w:r>
           </w:p>
         </w:tc>
@@ -542,7 +542,7 @@
               <w:jc w:val="right"/>
             </w:pPr>
             <w:r>
-              <w:t>0,124</w:t>
+              <w:t>0,115</w:t>
             </w:r>
           </w:p>
         </w:tc>
@@ -565,7 +565,7 @@
               <w:jc w:val="right"/>
             </w:pPr>
             <w:r>
-              <w:t>0,180</w:t>
+              <w:t>0,190</w:t>
             </w:r>
           </w:p>
         </w:tc>
@@ -590,7 +590,7 @@
               <w:jc w:val="right"/>
             </w:pPr>
             <w:r>
-              <w:t>0,143</w:t>
+              <w:t>0,127</w:t>
             </w:r>
           </w:p>
         </w:tc>
@@ -613,7 +613,7 @@
               <w:jc w:val="right"/>
             </w:pPr>
             <w:r>
-              <w:t>0,318</w:t>
+              <w:t>0,293</w:t>
             </w:r>
           </w:p>
         </w:tc>
@@ -638,7 +638,7 @@
               <w:jc w:val="right"/>
             </w:pPr>
             <w:r>
-              <w:t>0,124</w:t>
+              <w:t>0,112</w:t>
             </w:r>
           </w:p>
         </w:tc>
@@ -661,7 +661,7 @@
               <w:jc w:val="right"/>
             </w:pPr>
             <w:r>
-              <w:t>0,604</w:t>
+              <w:t>0,622</w:t>
             </w:r>
           </w:p>
         </w:tc>
@@ -686,7 +686,7 @@
               <w:jc w:val="right"/>
             </w:pPr>
             <w:r>
-              <w:t>0,093</w:t>
+              <w:t>0,079</w:t>
             </w:r>
           </w:p>
         </w:tc>
@@ -709,7 +709,7 @@
               <w:jc w:val="right"/>
             </w:pPr>
             <w:r>
-              <w:t>0,963</w:t>
+              <w:t>0,988</w:t>
             </w:r>
           </w:p>
         </w:tc>
@@ -734,7 +734,7 @@
               <w:jc w:val="right"/>
             </w:pPr>
             <w:r>
-              <w:t>0,098</w:t>
+              <w:t>0,115</w:t>
             </w:r>
           </w:p>
         </w:tc>
@@ -757,7 +757,7 @@
               <w:jc w:val="right"/>
             </w:pPr>
             <w:r>
-              <w:t>1,825</w:t>
+              <w:t>1,977</w:t>
             </w:r>
           </w:p>
         </w:tc>
@@ -782,7 +782,7 @@
               <w:jc w:val="right"/>
             </w:pPr>
             <w:r>
-              <w:t>0,126</w:t>
+              <w:t>0,150</w:t>
             </w:r>
           </w:p>
         </w:tc>
@@ -805,7 +805,7 @@
               <w:jc w:val="right"/>
             </w:pPr>
             <w:r>
-              <w:t>2,346</w:t>
+              <w:t>2,350</w:t>
             </w:r>
           </w:p>
         </w:tc>
@@ -821,7 +821,7 @@
         <w:rPr>
           <w:b/>
         </w:rPr>
-        <w:t>Итого за сутки: 8,601 МВт·ч.</w:t>
+        <w:t>Итого за сутки: 8,573 МВт·ч.</w:t>
       </w:r>
     </w:p>
     <w:p>
@@ -834,7 +834,7 @@
     </w:p>
     <w:p>
       <w:r>
-        <w:t>Прогноз b873fbfc7d0b, сформирован 12.02.2026 05:00 (Астана); модель windcast-0.1.0-cascade+direct; погода: Open-Meteo Previous Runs: ECMWF IFS, ECMWF AIFS, ICON, GFS, UKMO, GEM, CMA, выпуск 2026-02-11 18:00:00 UTC.</w:t>
+        <w:t>Прогноз 2ed0369883f4, сформирован 12.02.2026 05:00 (Астана); модель windcast-0.1.0-cascade+cqr; погода: Open-Meteo Previous Runs: ECMWF IFS, ECMWF AIFS, ICON, GFS, UKMO, GEM, CMA, выпуск 2026-02-11 18:00:00 UTC.</w:t>
       </w:r>
     </w:p>
     <w:tbl>
@@ -950,7 +950,7 @@
           </w:tcPr>
           <w:p>
             <w:r>
-              <w:t>0,434</w:t>
+              <w:t>0,315</w:t>
             </w:r>
           </w:p>
         </w:tc>
@@ -960,7 +960,7 @@
           </w:tcPr>
           <w:p>
             <w:r>
-              <w:t>2,532</w:t>
+              <w:t>2,562</w:t>
             </w:r>
           </w:p>
         </w:tc>
@@ -1002,7 +1002,7 @@
           </w:tcPr>
           <w:p>
             <w:r>
-              <w:t>0,004</w:t>
+              <w:t>0,001</w:t>
             </w:r>
           </w:p>
         </w:tc>
@@ -1012,7 +1012,7 @@
           </w:tcPr>
           <w:p>
             <w:r>
-              <w:t>0,288</w:t>
+              <w:t>0,205</w:t>
             </w:r>
           </w:p>
         </w:tc>
@@ -1022,7 +1022,7 @@
           </w:tcPr>
           <w:p>
             <w:r>
-              <w:t>2,197</w:t>
+              <w:t>2,119</w:t>
             </w:r>
           </w:p>
         </w:tc>
@@ -1064,7 +1064,7 @@
           </w:tcPr>
           <w:p>
             <w:r>
-              <w:t>0,009</w:t>
+              <w:t>0,011</w:t>
             </w:r>
           </w:p>
         </w:tc>
@@ -1084,7 +1084,7 @@
           </w:tcPr>
           <w:p>
             <w:r>
-              <w:t>1,550</w:t>
+              <w:t>1,465</w:t>
             </w:r>
           </w:p>
         </w:tc>
@@ -1136,7 +1136,7 @@
           </w:tcPr>
           <w:p>
             <w:r>
-              <w:t>0,069</w:t>
+              <w:t>0,049</w:t>
             </w:r>
           </w:p>
         </w:tc>
@@ -1146,7 +1146,7 @@
           </w:tcPr>
           <w:p>
             <w:r>
-              <w:t>1,089</w:t>
+              <w:t>0,989</w:t>
             </w:r>
           </w:p>
         </w:tc>
@@ -1198,7 +1198,7 @@
           </w:tcPr>
           <w:p>
             <w:r>
-              <w:t>0,064</w:t>
+              <w:t>0,046</w:t>
             </w:r>
           </w:p>
         </w:tc>
@@ -1208,7 +1208,7 @@
           </w:tcPr>
           <w:p>
             <w:r>
-              <w:t>0,659</w:t>
+              <w:t>0,559</w:t>
             </w:r>
           </w:p>
         </w:tc>
@@ -1250,7 +1250,7 @@
           </w:tcPr>
           <w:p>
             <w:r>
-              <w:t>0,004</w:t>
+              <w:t>0,021</w:t>
             </w:r>
           </w:p>
         </w:tc>
@@ -1260,7 +1260,7 @@
           </w:tcPr>
           <w:p>
             <w:r>
-              <w:t>0,105</w:t>
+              <w:t>0,096</w:t>
             </w:r>
           </w:p>
         </w:tc>
@@ -1270,7 +1270,7 @@
           </w:tcPr>
           <w:p>
             <w:r>
-              <w:t>0,406</w:t>
+              <w:t>0,411</w:t>
             </w:r>
           </w:p>
         </w:tc>
@@ -1312,7 +1312,7 @@
           </w:tcPr>
           <w:p>
             <w:r>
-              <w:t>0,007</w:t>
+              <w:t>0,027</w:t>
             </w:r>
           </w:p>
         </w:tc>
@@ -1322,7 +1322,7 @@
           </w:tcPr>
           <w:p>
             <w:r>
-              <w:t>0,124</w:t>
+              <w:t>0,115</w:t>
             </w:r>
           </w:p>
         </w:tc>
@@ -1332,7 +1332,7 @@
           </w:tcPr>
           <w:p>
             <w:r>
-              <w:t>0,468</w:t>
+              <w:t>0,473</w:t>
             </w:r>
           </w:p>
         </w:tc>
@@ -1374,7 +1374,7 @@
           </w:tcPr>
           <w:p>
             <w:r>
-              <w:t>0,008</w:t>
+              <w:t>0,028</w:t>
             </w:r>
           </w:p>
         </w:tc>
@@ -1384,7 +1384,7 @@
           </w:tcPr>
           <w:p>
             <w:r>
-              <w:t>0,143</w:t>
+              <w:t>0,127</w:t>
             </w:r>
           </w:p>
         </w:tc>
@@ -1394,7 +1394,7 @@
           </w:tcPr>
           <w:p>
             <w:r>
-              <w:t>0,421</w:t>
+              <w:t>0,408</w:t>
             </w:r>
           </w:p>
         </w:tc>
@@ -1436,7 +1436,7 @@
           </w:tcPr>
           <w:p>
             <w:r>
-              <w:t>0,007</w:t>
+              <w:t>0,026</w:t>
             </w:r>
           </w:p>
         </w:tc>
@@ -1446,7 +1446,7 @@
           </w:tcPr>
           <w:p>
             <w:r>
-              <w:t>0,124</w:t>
+              <w:t>0,112</w:t>
             </w:r>
           </w:p>
         </w:tc>
@@ -1456,7 +1456,7 @@
           </w:tcPr>
           <w:p>
             <w:r>
-              <w:t>0,398</w:t>
+              <w:t>0,404</w:t>
             </w:r>
           </w:p>
         </w:tc>
@@ -1498,7 +1498,7 @@
           </w:tcPr>
           <w:p>
             <w:r>
-              <w:t>0,000</w:t>
+              <w:t>0,003</w:t>
             </w:r>
           </w:p>
         </w:tc>
@@ -1508,7 +1508,7 @@
           </w:tcPr>
           <w:p>
             <w:r>
-              <w:t>0,093</w:t>
+              <w:t>0,079</w:t>
             </w:r>
           </w:p>
         </w:tc>
@@ -1518,7 +1518,7 @@
           </w:tcPr>
           <w:p>
             <w:r>
-              <w:t>0,486</w:t>
+              <w:t>0,488</w:t>
             </w:r>
           </w:p>
         </w:tc>
@@ -1560,7 +1560,7 @@
           </w:tcPr>
           <w:p>
             <w:r>
-              <w:t>0,006</w:t>
+              <w:t>0,026</w:t>
             </w:r>
           </w:p>
         </w:tc>
@@ -1570,7 +1570,7 @@
           </w:tcPr>
           <w:p>
             <w:r>
-              <w:t>0,098</w:t>
+              <w:t>0,115</w:t>
             </w:r>
           </w:p>
         </w:tc>
@@ -1580,7 +1580,7 @@
           </w:tcPr>
           <w:p>
             <w:r>
-              <w:t>0,510</w:t>
+              <w:t>0,505</w:t>
             </w:r>
           </w:p>
         </w:tc>
@@ -1622,7 +1622,7 @@
           </w:tcPr>
           <w:p>
             <w:r>
-              <w:t>0,010</w:t>
+              <w:t>0,054</w:t>
             </w:r>
           </w:p>
         </w:tc>
@@ -1632,7 +1632,7 @@
           </w:tcPr>
           <w:p>
             <w:r>
-              <w:t>0,126</w:t>
+              <w:t>0,150</w:t>
             </w:r>
           </w:p>
         </w:tc>
@@ -1642,7 +1642,7 @@
           </w:tcPr>
           <w:p>
             <w:r>
-              <w:t>0,684</w:t>
+              <w:t>0,732</w:t>
             </w:r>
           </w:p>
         </w:tc>
@@ -1684,7 +1684,7 @@
           </w:tcPr>
           <w:p>
             <w:r>
-              <w:t>0,000</w:t>
+              <w:t>0,017</w:t>
             </w:r>
           </w:p>
         </w:tc>
@@ -1694,7 +1694,7 @@
           </w:tcPr>
           <w:p>
             <w:r>
-              <w:t>0,078</w:t>
+              <w:t>0,088</w:t>
             </w:r>
           </w:p>
         </w:tc>
@@ -1704,7 +1704,7 @@
           </w:tcPr>
           <w:p>
             <w:r>
-              <w:t>0,636</w:t>
+              <w:t>0,619</w:t>
             </w:r>
           </w:p>
         </w:tc>
@@ -1756,7 +1756,7 @@
           </w:tcPr>
           <w:p>
             <w:r>
-              <w:t>0,065</w:t>
+              <w:t>0,066</w:t>
             </w:r>
           </w:p>
         </w:tc>
@@ -1766,7 +1766,7 @@
           </w:tcPr>
           <w:p>
             <w:r>
-              <w:t>0,693</w:t>
+              <w:t>0,669</w:t>
             </w:r>
           </w:p>
         </w:tc>
@@ -1808,7 +1808,7 @@
           </w:tcPr>
           <w:p>
             <w:r>
-              <w:t>0,000</w:t>
+              <w:t>0,010</w:t>
             </w:r>
           </w:p>
         </w:tc>
@@ -1818,7 +1818,7 @@
           </w:tcPr>
           <w:p>
             <w:r>
-              <w:t>0,097</w:t>
+              <w:t>0,107</w:t>
             </w:r>
           </w:p>
         </w:tc>
@@ -1828,7 +1828,7 @@
           </w:tcPr>
           <w:p>
             <w:r>
-              <w:t>0,783</w:t>
+              <w:t>0,730</w:t>
             </w:r>
           </w:p>
         </w:tc>
@@ -1870,7 +1870,7 @@
           </w:tcPr>
           <w:p>
             <w:r>
-              <w:t>0,000</w:t>
+              <w:t>0,006</w:t>
             </w:r>
           </w:p>
         </w:tc>
@@ -1880,7 +1880,7 @@
           </w:tcPr>
           <w:p>
             <w:r>
-              <w:t>0,098</w:t>
+              <w:t>0,105</w:t>
             </w:r>
           </w:p>
         </w:tc>
@@ -1890,7 +1890,7 @@
           </w:tcPr>
           <w:p>
             <w:r>
-              <w:t>0,668</w:t>
+              <w:t>0,650</w:t>
             </w:r>
           </w:p>
         </w:tc>
@@ -1932,7 +1932,7 @@
           </w:tcPr>
           <w:p>
             <w:r>
-              <w:t>0,000</w:t>
+              <w:t>0,014</w:t>
             </w:r>
           </w:p>
         </w:tc>
@@ -1942,7 +1942,7 @@
           </w:tcPr>
           <w:p>
             <w:r>
-              <w:t>0,112</w:t>
+              <w:t>0,120</w:t>
             </w:r>
           </w:p>
         </w:tc>
@@ -1952,7 +1952,7 @@
           </w:tcPr>
           <w:p>
             <w:r>
-              <w:t>0,755</w:t>
+              <w:t>0,791</w:t>
             </w:r>
           </w:p>
         </w:tc>
@@ -1994,7 +1994,7 @@
           </w:tcPr>
           <w:p>
             <w:r>
-              <w:t>0,006</w:t>
+              <w:t>0,026</w:t>
             </w:r>
           </w:p>
         </w:tc>
@@ -2004,7 +2004,7 @@
           </w:tcPr>
           <w:p>
             <w:r>
-              <w:t>0,132</w:t>
+              <w:t>0,143</w:t>
             </w:r>
           </w:p>
         </w:tc>
@@ -2014,7 +2014,7 @@
           </w:tcPr>
           <w:p>
             <w:r>
-              <w:t>0,883</w:t>
+              <w:t>0,888</w:t>
             </w:r>
           </w:p>
         </w:tc>
@@ -2056,7 +2056,7 @@
           </w:tcPr>
           <w:p>
             <w:r>
-              <w:t>0,004</w:t>
+              <w:t>0,031</w:t>
             </w:r>
           </w:p>
         </w:tc>
@@ -2066,7 +2066,7 @@
           </w:tcPr>
           <w:p>
             <w:r>
-              <w:t>0,180</w:t>
+              <w:t>0,190</w:t>
             </w:r>
           </w:p>
         </w:tc>
@@ -2076,7 +2076,7 @@
           </w:tcPr>
           <w:p>
             <w:r>
-              <w:t>1,105</w:t>
+              <w:t>1,153</w:t>
             </w:r>
           </w:p>
         </w:tc>
@@ -2118,7 +2118,7 @@
           </w:tcPr>
           <w:p>
             <w:r>
-              <w:t>0,006</w:t>
+              <w:t>0,011</w:t>
             </w:r>
           </w:p>
         </w:tc>
@@ -2128,7 +2128,7 @@
           </w:tcPr>
           <w:p>
             <w:r>
-              <w:t>0,318</w:t>
+              <w:t>0,293</w:t>
             </w:r>
           </w:p>
         </w:tc>
@@ -2138,7 +2138,7 @@
           </w:tcPr>
           <w:p>
             <w:r>
-              <w:t>1,713</w:t>
+              <w:t>1,789</w:t>
             </w:r>
           </w:p>
         </w:tc>
@@ -2180,7 +2180,7 @@
           </w:tcPr>
           <w:p>
             <w:r>
-              <w:t>0,015</w:t>
+              <w:t>0,009</w:t>
             </w:r>
           </w:p>
         </w:tc>
@@ -2190,7 +2190,7 @@
           </w:tcPr>
           <w:p>
             <w:r>
-              <w:t>0,604</w:t>
+              <w:t>0,622</w:t>
             </w:r>
           </w:p>
         </w:tc>
@@ -2200,7 +2200,7 @@
           </w:tcPr>
           <w:p>
             <w:r>
-              <w:t>2,575</w:t>
+              <w:t>2,725</w:t>
             </w:r>
           </w:p>
         </w:tc>
@@ -2242,7 +2242,7 @@
           </w:tcPr>
           <w:p>
             <w:r>
-              <w:t>0,026</w:t>
+              <w:t>0,010</w:t>
             </w:r>
           </w:p>
         </w:tc>
@@ -2252,7 +2252,7 @@
           </w:tcPr>
           <w:p>
             <w:r>
-              <w:t>0,963</w:t>
+              <w:t>0,988</w:t>
             </w:r>
           </w:p>
         </w:tc>
@@ -2262,7 +2262,7 @@
           </w:tcPr>
           <w:p>
             <w:r>
-              <w:t>3,359</w:t>
+              <w:t>3,449</w:t>
             </w:r>
           </w:p>
         </w:tc>
@@ -2304,7 +2304,7 @@
           </w:tcPr>
           <w:p>
             <w:r>
-              <w:t>0,117</w:t>
+              <w:t>0,054</w:t>
             </w:r>
           </w:p>
         </w:tc>
@@ -2314,7 +2314,7 @@
           </w:tcPr>
           <w:p>
             <w:r>
-              <w:t>1,825</w:t>
+              <w:t>1,977</w:t>
             </w:r>
           </w:p>
         </w:tc>
@@ -2324,7 +2324,7 @@
           </w:tcPr>
           <w:p>
             <w:r>
-              <w:t>3,999</w:t>
+              <w:t>4,138</w:t>
             </w:r>
           </w:p>
         </w:tc>
@@ -2366,7 +2366,7 @@
           </w:tcPr>
           <w:p>
             <w:r>
-              <w:t>0,421</w:t>
+              <w:t>0,286</w:t>
             </w:r>
           </w:p>
         </w:tc>
@@ -2376,7 +2376,7 @@
           </w:tcPr>
           <w:p>
             <w:r>
-              <w:t>2,346</w:t>
+              <w:t>2,350</w:t>
             </w:r>
           </w:p>
         </w:tc>
@@ -2386,7 +2386,7 @@
           </w:tcPr>
           <w:p>
             <w:r>
-              <w:t>4,574</w:t>
+              <w:t>4,638</w:t>
             </w:r>
           </w:p>
         </w:tc>
@@ -2431,7 +2431,7 @@
         <w:pStyle w:val="ListBullet"/>
       </w:pPr>
       <w:r>
-        <w:t>резкий рост на 1.74 МВт за 3 ч к 23:00</w:t>
+        <w:t>резкий рост на 1.73 МВт за 3 ч к 23:00</w:t>
       </w:r>
     </w:p>
     <w:p>
@@ -2568,7 +2568,7 @@
           </w:tcPr>
           <w:p>
             <w:r>
-              <w:t>1,372</w:t>
+              <w:t>1,416</w:t>
             </w:r>
           </w:p>
         </w:tc>
@@ -2578,7 +2578,7 @@
           </w:tcPr>
           <w:p>
             <w:r>
-              <w:t>0,604 → 1,976</w:t>
+              <w:t>0,622 → 2,038</w:t>
             </w:r>
           </w:p>
         </w:tc>
@@ -2630,7 +2630,7 @@
           </w:tcPr>
           <w:p>
             <w:r>
-              <w:t>1,567</w:t>
+              <w:t>1,599</w:t>
             </w:r>
           </w:p>
         </w:tc>
@@ -2640,7 +2640,7 @@
           </w:tcPr>
           <w:p>
             <w:r>
-              <w:t>0,963 → 2,530</w:t>
+              <w:t>0,988 → 2,587</w:t>
             </w:r>
           </w:p>
         </w:tc>
@@ -2692,7 +2692,7 @@
           </w:tcPr>
           <w:p>
             <w:r>
-              <w:t>1,175</w:t>
+              <w:t>1,096</w:t>
             </w:r>
           </w:p>
         </w:tc>
@@ -2702,7 +2702,7 @@
           </w:tcPr>
           <w:p>
             <w:r>
-              <w:t>1,825 → 3,000</w:t>
+              <w:t>1,977 → 3,073</w:t>
             </w:r>
           </w:p>
         </w:tc>
@@ -2754,7 +2754,7 @@
           </w:tcPr>
           <w:p>
             <w:r>
-              <w:t>0,798</w:t>
+              <w:t>0,772</w:t>
             </w:r>
           </w:p>
         </w:tc>
@@ -2764,7 +2764,7 @@
           </w:tcPr>
           <w:p>
             <w:r>
-              <w:t>2,346 → 3,144</w:t>
+              <w:t>2,350 → 3,122</w:t>
             </w:r>
           </w:p>
         </w:tc>
